--- a/data/sample-contracts/eval/eval-05-riverwalk.docx
+++ b/data/sample-contracts/eval/eval-05-riverwalk.docx
@@ -25,7 +25,7 @@
     </w:p>
     <w:p>
       <w:r>
-        <w:t xml:space="preserve">Hotel will hold a block of 95 guest rooms on the peak night at a group rate of $168.00 per room, per night, single or double occupancy, exclusive of applicable state and local occupancy taxes. Group's contracted food and beverage minimum for the event is $26,000.00.</w:t>
+        <w:t xml:space="preserve">Hotel will hold a block of 95 guest rooms on the peak night at a group rate of $168.00 per room, per night, single or double occupancy, exclusive of applicable state and local occupancy taxes.</w:t>
       </w:r>
     </w:p>
     <w:p>
@@ -143,7 +143,7 @@
           </w:tcPr>
           <w:p>
             <w:r>
-              <w:t xml:space="preserve">18%</w:t>
+              <w:t xml:space="preserve">None</w:t>
             </w:r>
           </w:p>
         </w:tc>
